--- a/Documentation/Security Importer usage notes.docx
+++ b/Documentation/Security Importer usage notes.docx
@@ -8,6 +8,15 @@
       </w:pPr>
       <w:r>
         <w:t>Aprimo.SecurityImporter Tool Usage Notes</w:t>
+      </w:r>
+    </w:p>
+    <w:p/>
+    <w:p>
+      <w:pPr>
+        <w:pStyle w:val="Heading1"/>
+      </w:pPr>
+      <w:r>
+        <w:t>Overview</w:t>
       </w:r>
     </w:p>
     <w:p/>
@@ -58,8 +67,11 @@
       </w:r>
     </w:p>
     <w:p>
-      <w:r>
-        <w:t>It is advisable to clean up exported Excel document before importing, by leaving in it only information relevant for import (e.g. if not all user groups that were imported should be reimported into destination environment, then remove the columns/rows from export file that contain information for this user group).</w:t>
+      <w:pPr>
+        <w:pStyle w:val="Heading1"/>
+      </w:pPr>
+      <w:r>
+        <w:t>Running the tool</w:t>
       </w:r>
     </w:p>
     <w:p/>
@@ -70,11 +82,14 @@
     </w:p>
     <w:p>
       <w:r>
+        <w:rPr>
+          <w:noProof/>
+        </w:rPr>
         <w:drawing>
-          <wp:inline distT="0" distB="0" distL="0" distR="0" wp14:anchorId="190E7B91" wp14:editId="672CB15A">
-            <wp:extent cx="4934204" cy="4172164"/>
-            <wp:effectExtent l="19050" t="19050" r="19050" b="19050"/>
-            <wp:docPr id="1059236787" name="Picture 1" descr="A screenshot of a computer&#10;&#10;AI-generated content may be incorrect."/>
+          <wp:inline distT="0" distB="0" distL="0" distR="0" wp14:anchorId="527B5067" wp14:editId="5FC86C23">
+            <wp:extent cx="4902452" cy="4121362"/>
+            <wp:effectExtent l="0" t="0" r="0" b="0"/>
+            <wp:docPr id="1649704429" name="Picture 1" descr="A screenshot of a computer&#10;&#10;AI-generated content may be incorrect."/>
             <wp:cNvGraphicFramePr>
               <a:graphicFrameLocks xmlns:a="http://schemas.openxmlformats.org/drawingml/2006/main" noChangeAspect="1"/>
             </wp:cNvGraphicFramePr>
@@ -82,7 +97,7 @@
               <a:graphicData uri="http://schemas.openxmlformats.org/drawingml/2006/picture">
                 <pic:pic xmlns:pic="http://schemas.openxmlformats.org/drawingml/2006/picture">
                   <pic:nvPicPr>
-                    <pic:cNvPr id="1059236787" name="Picture 1" descr="A screenshot of a computer&#10;&#10;AI-generated content may be incorrect."/>
+                    <pic:cNvPr id="1649704429" name="Picture 1" descr="A screenshot of a computer&#10;&#10;AI-generated content may be incorrect."/>
                     <pic:cNvPicPr/>
                   </pic:nvPicPr>
                   <pic:blipFill>
@@ -94,16 +109,11 @@
                   <pic:spPr>
                     <a:xfrm>
                       <a:off x="0" y="0"/>
-                      <a:ext cx="4934204" cy="4172164"/>
+                      <a:ext cx="4902452" cy="4121362"/>
                     </a:xfrm>
                     <a:prstGeom prst="rect">
                       <a:avLst/>
                     </a:prstGeom>
-                    <a:ln>
-                      <a:solidFill>
-                        <a:schemeClr val="tx2"/>
-                      </a:solidFill>
-                    </a:ln>
                   </pic:spPr>
                 </pic:pic>
               </a:graphicData>
@@ -125,10 +135,11 @@
           <w:ilvl w:val="0"/>
           <w:numId w:val="2"/>
         </w:numPr>
+        <w:spacing w:line="256" w:lineRule="auto"/>
       </w:pPr>
       <w:r>
         <w:lastRenderedPageBreak/>
-        <w:t>Registration/domain of destination environment</w:t>
+        <w:t>Registration/domain of environment</w:t>
       </w:r>
     </w:p>
     <w:p>
@@ -138,9 +149,21 @@
           <w:ilvl w:val="0"/>
           <w:numId w:val="2"/>
         </w:numPr>
-      </w:pPr>
-      <w:r>
-        <w:t>Username for the user who is running the import. For the import to be successful, that needs to be user with system administration privileges.</w:t>
+        <w:spacing w:line="256" w:lineRule="auto"/>
+      </w:pPr>
+      <w:r>
+        <w:t xml:space="preserve">Client ID – generate client if not generated already, instructions are given here: </w:t>
+      </w:r>
+      <w:hyperlink r:id="rId6" w:anchor="oauth-20-flow---client-credentials" w:history="1">
+        <w:r>
+          <w:rPr>
+            <w:rStyle w:val="Hyperlink"/>
+          </w:rPr>
+          <w:t>https://developers.aprimo.com/docs/OAuth2#oauth-20-flow---client-credentials</w:t>
+        </w:r>
+      </w:hyperlink>
+      <w:r>
+        <w:t xml:space="preserve"> </w:t>
       </w:r>
     </w:p>
     <w:p>
@@ -150,24 +173,22 @@
           <w:ilvl w:val="0"/>
           <w:numId w:val="2"/>
         </w:numPr>
-      </w:pPr>
-      <w:r>
-        <w:t>User Token</w:t>
-      </w:r>
-      <w:r>
-        <w:t xml:space="preserve"> – generate user token if not generated already, instructions are given here:</w:t>
+        <w:spacing w:line="256" w:lineRule="auto"/>
+      </w:pPr>
+      <w:r>
+        <w:t>Client Secret from the client you created:</w:t>
       </w:r>
     </w:p>
     <w:p>
       <w:pPr>
         <w:pStyle w:val="ListParagraph"/>
       </w:pPr>
-      <w:hyperlink r:id="rId6" w:history="1">
+      <w:hyperlink r:id="rId7" w:anchor="oauth-20-flow---client-credentials" w:history="1">
         <w:r>
           <w:rPr>
             <w:rStyle w:val="Hyperlink"/>
           </w:rPr>
-          <w:t>https://developers.aprimo.com/marketing-operations/rest-api/authorization/</w:t>
+          <w:t>https://developers.aprimo.com/docs/OAuth2#oauth-20-flow---client-credentials</w:t>
         </w:r>
       </w:hyperlink>
     </w:p>
@@ -180,19 +201,28 @@
         </w:numPr>
       </w:pPr>
       <w:r>
-        <w:t>Client ID</w:t>
-      </w:r>
-      <w:r>
-        <w:t xml:space="preserve"> – generate client if not generated already, instructions are given here: </w:t>
-      </w:r>
-      <w:hyperlink r:id="rId7" w:history="1">
-        <w:r>
-          <w:rPr>
-            <w:rStyle w:val="Hyperlink"/>
-          </w:rPr>
-          <w:t>https://developers.aprimo.com/marketing-operations/rest-api/authorization/</w:t>
-        </w:r>
-      </w:hyperlink>
+        <w:t>Path to Excel file produced by Exporter tool</w:t>
+      </w:r>
+    </w:p>
+    <w:p>
+      <w:pPr>
+        <w:pStyle w:val="ListParagraph"/>
+        <w:numPr>
+          <w:ilvl w:val="1"/>
+          <w:numId w:val="2"/>
+        </w:numPr>
+      </w:pPr>
+      <w:r>
+        <w:t>It is advisable to clean up exported Excel document before importing, by leaving in it only information relevant for import (e.g. if not all user groups that were imported should be reimported into destination environment, then remove the columns/rows from export file that contain information for this user group).</w:t>
+      </w:r>
+    </w:p>
+    <w:p>
+      <w:pPr>
+        <w:spacing w:line="256" w:lineRule="auto"/>
+      </w:pPr>
+      <w:r>
+        <w:t>When creating the Registration to obtain the Client ID, make user to:</w:t>
+      </w:r>
     </w:p>
     <w:p>
       <w:pPr>
@@ -201,11 +231,58 @@
           <w:ilvl w:val="0"/>
           <w:numId w:val="2"/>
         </w:numPr>
-      </w:pPr>
-      <w:r>
-        <w:t>Path to Excel file produced by Exporter tool</w:t>
-      </w:r>
-    </w:p>
+        <w:spacing w:line="256" w:lineRule="auto"/>
+      </w:pPr>
+      <w:r>
+        <w:t xml:space="preserve">Select </w:t>
+      </w:r>
+      <w:r>
+        <w:t>OAuth Flow Type to </w:t>
+      </w:r>
+      <w:r>
+        <w:rPr>
+          <w:b/>
+          <w:bCs/>
+        </w:rPr>
+        <w:t>Client Credentials</w:t>
+      </w:r>
+    </w:p>
+    <w:p>
+      <w:pPr>
+        <w:pStyle w:val="ListParagraph"/>
+        <w:numPr>
+          <w:ilvl w:val="0"/>
+          <w:numId w:val="2"/>
+        </w:numPr>
+        <w:spacing w:line="256" w:lineRule="auto"/>
+      </w:pPr>
+      <w:r>
+        <w:t>Set User to be an admin account</w:t>
+      </w:r>
+      <w:r>
+        <w:t xml:space="preserve"> to make sure the tool will have access to setup configurations </w:t>
+      </w:r>
+    </w:p>
+    <w:p>
+      <w:pPr>
+        <w:pStyle w:val="ListParagraph"/>
+        <w:numPr>
+          <w:ilvl w:val="0"/>
+          <w:numId w:val="2"/>
+        </w:numPr>
+        <w:spacing w:line="256" w:lineRule="auto"/>
+      </w:pPr>
+      <w:r>
+        <w:t xml:space="preserve">You can setup </w:t>
+      </w:r>
+      <w:r>
+        <w:t>Access Token Lifetime</w:t>
+      </w:r>
+      <w:r>
+        <w:t xml:space="preserve"> to be high, to make sure the token generated lasts longer.</w:t>
+      </w:r>
+    </w:p>
+    <w:p/>
     <w:p>
       <w:r>
         <w:t xml:space="preserve">Select which import to run. If User Groups have not been imported already and you would like to import permissions for those groups, in the first run import User Groups only, then run import for Functional and Classification permissions. </w:t>
@@ -234,10 +311,10 @@
           <w:noProof/>
         </w:rPr>
         <w:drawing>
-          <wp:inline distT="0" distB="0" distL="0" distR="0" wp14:anchorId="3A3B68D3" wp14:editId="306B759C">
+          <wp:inline distT="0" distB="0" distL="0" distR="0" wp14:anchorId="26E96A0F" wp14:editId="218635FF">
             <wp:extent cx="5943600" cy="1586230"/>
             <wp:effectExtent l="0" t="0" r="0" b="0"/>
-            <wp:docPr id="2" name="Picture 2"/>
+            <wp:docPr id="2" name="Picture 2" descr="A screenshot of a computer&#10;&#10;AI-generated content may be incorrect."/>
             <wp:cNvGraphicFramePr>
               <a:graphicFrameLocks xmlns:a="http://schemas.openxmlformats.org/drawingml/2006/main" noChangeAspect="1"/>
             </wp:cNvGraphicFramePr>
@@ -245,7 +322,7 @@
               <a:graphicData uri="http://schemas.openxmlformats.org/drawingml/2006/picture">
                 <pic:pic xmlns:pic="http://schemas.openxmlformats.org/drawingml/2006/picture">
                   <pic:nvPicPr>
-                    <pic:cNvPr id="0" name="Picture 8"/>
+                    <pic:cNvPr id="2" name="Picture 2" descr="A screenshot of a computer&#10;&#10;AI-generated content may be incorrect."/>
                     <pic:cNvPicPr>
                       <a:picLocks noChangeAspect="1" noChangeArrowheads="1"/>
                     </pic:cNvPicPr>
@@ -284,11 +361,14 @@
       </w:r>
     </w:p>
     <w:p/>
+    <w:p/>
+    <w:p/>
     <w:p>
       <w:pPr>
         <w:pStyle w:val="Heading1"/>
       </w:pPr>
       <w:r>
+        <w:lastRenderedPageBreak/>
         <w:t xml:space="preserve">Important tool restrictions and gotchas </w:t>
       </w:r>
     </w:p>
@@ -338,17 +418,7 @@
         </w:numPr>
       </w:pPr>
       <w:r>
-        <w:lastRenderedPageBreak/>
-        <w:t>Never import user groups or permissions for OOTB DAM</w:t>
-      </w:r>
-      <w:r>
-        <w:t xml:space="preserve"> groups (such as DAM Administrators, DAM Operators etc)</w:t>
-      </w:r>
-      <w:r>
-        <w:t xml:space="preserve"> or PM groups</w:t>
-      </w:r>
-      <w:r>
-        <w:t>. Clean up exported Excel (by deleting unnecessary rows/columns) before importing</w:t>
+        <w:t>Never import user groups or permissions for OOTB DAM groups (such as DAM Administrators, DAM Operators etc) or PM groups. Clean up exported Excel (by deleting unnecessary rows/columns) before importing</w:t>
       </w:r>
     </w:p>
     <w:p>
@@ -363,6 +433,7 @@
         <w:t xml:space="preserve">Note that when importing user groups, if user group existed on destination environment, users associated with that user group would get removed. Always import only net new groups only. </w:t>
       </w:r>
     </w:p>
+    <w:p/>
     <w:sectPr>
       <w:pgSz w:w="12240" w:h="15840"/>
       <w:pgMar w:top="1440" w:right="1440" w:bottom="1440" w:left="1440" w:header="720" w:footer="720" w:gutter="0"/>
@@ -391,7 +462,7 @@
         <w:rFonts w:ascii="Symbol" w:hAnsi="Symbol" w:hint="default"/>
       </w:rPr>
     </w:lvl>
-    <w:lvl w:ilvl="1" w:tplc="04090003" w:tentative="1">
+    <w:lvl w:ilvl="1" w:tplc="04090003">
       <w:start w:val="1"/>
       <w:numFmt w:val="bullet"/>
       <w:lvlText w:val="o"/>
